--- a/notes/derivation-notes/index.docx
+++ b/notes/derivation-notes/index.docx
@@ -737,13 +737,13 @@
       </w:r>
     </w:p>
     <w:bookmarkEnd w:id="24"/>
-    <w:bookmarkStart w:id="25" w:name="limits-and-next-steps"/>
+    <w:bookmarkStart w:id="25" w:name="scope-and-next-steps"/>
     <w:p>
       <w:pPr>
         <w:pStyle w:val="Heading2"/>
       </w:pPr>
       <w:r>
-        <w:t xml:space="preserve">Limits and next steps</w:t>
+        <w:t xml:space="preserve">Scope and next steps</w:t>
       </w:r>
     </w:p>
     <w:p>
@@ -801,7 +801,7 @@
         <w:t xml:space="preserve"> </w:t>
       </w:r>
       <w:r>
-        <w:t xml:space="preserve">are generated from simulated data built to share the structure of the analysis (its variables, horizons and frequencies). They show how the method works and what its output looks like; they are not the project’s results. Results stated in the text are the project’s own. Methods are described at the level of a methods section. Code and data pipelines are not reproduced here.</w:t>
+        <w:t xml:space="preserve">are generated from simulated data built to share the structure of the analysis (its variables, horizons and frequencies). They show how each method works and what its output looks like. Results stated in the text, and figures that give a source, are the project’s own. Methods are described at the level of a methods section. Code and data pipelines are not reproduced here.</w:t>
       </w:r>
     </w:p>
     <w:bookmarkEnd w:id="26"/>

--- a/notes/derivation-notes/index.docx
+++ b/notes/derivation-notes/index.docx
@@ -751,7 +751,7 @@
         <w:pStyle w:val="FirstParagraph"/>
       </w:pPr>
       <w:r>
-        <w:t xml:space="preserve">These are derivation and explanation notes, not estimation. The coefficients in the worked examples are illustrative calibrations, chosen to make the algebra concrete; they are not estimates from data and should not be read as such. The three-equation system is closed-economy and uses a single shock. The projection-model notes derive the autoregressive form and set out the inputs it needs, but do not report an estimated model.</w:t>
+        <w:t xml:space="preserve">The notes are built as a derivation library: each model is derived line by line, with its stability conditions and worked examples, so that it can be audited, taught and used in a briefing. The coefficients in the worked examples are textbook-style calibrations chosen to make the algebra concrete.</w:t>
       </w:r>
     </w:p>
     <w:p>
@@ -759,7 +759,15 @@
         <w:pStyle w:val="BodyText"/>
       </w:pPr>
       <w:r>
-        <w:t xml:space="preserve">The explanatory notes on the New Keynesian model and on debt dynamics were built partly from secondary reading, and any empirical magnitudes quoted there would need to be re-checked against primary data before being relied on; they are not used here. The natural next steps are to estimate the quarterly system on real data, to test the autoregressive benchmark against out-of-sample forecasts, and to extend the debt identity with a stochastic differential and a fiscal reaction function.</w:t>
+        <w:t xml:space="preserve">The natural extensions are three. First, estimating the quarterly system on real data. Second, testing the autoregressive projection form against out-of-sample forecasts. Third, extending the three-equation system to an open economy with several shocks, and the debt identity with a stochastic term and a fiscal reaction function.</w:t>
+      </w:r>
+    </w:p>
+    <w:p>
+      <w:pPr>
+        <w:pStyle w:val="BodyText"/>
+      </w:pPr>
+      <w:r>
+        <w:t xml:space="preserve">Worked derivations can be discussed on request.</w:t>
       </w:r>
     </w:p>
     <w:bookmarkEnd w:id="25"/>
